--- a/최종교재/23장_상세_패널.docx
+++ b/최종교재/23장_상세_패널.docx
@@ -1086,186 +1086,6 @@
       </w:r>
     </w:p>
     <w:p>
-      <w:r>
-        <w:rPr>
-          <w:rFonts w:ascii="Segoe UI Emoji" w:hAnsi="Segoe UI Emoji" w:eastAsia="맑은 고딕"/>
-          <w:b w:val="0"/>
-          <w:i w:val="0"/>
-          <w:strike w:val="0"/>
-          <w:color w:val="000000"/>
-          <w:sz w:val="17"/>
-        </w:rPr>
-        <w:t>&lt;button class="star"&gt;★&lt;/button&gt;</w:t>
-      </w:r>
-      <w:r>
-        <w:rPr>
-          <w:b w:val="0"/>
-          <w:i w:val="0"/>
-          <w:strike w:val="0"/>
-          <w:color w:val="000000"/>
-        </w:rPr>
-        <w:t xml:space="preserve">를 다섯 번 복사해 붙이는 대신, </w:t>
-      </w:r>
-      <w:r>
-        <w:rPr>
-          <w:rFonts w:ascii="Consolas" w:hAnsi="Consolas"/>
-          <w:b w:val="0"/>
-          <w:i w:val="0"/>
-          <w:strike w:val="0"/>
-          <w:color w:val="000000"/>
-          <w:sz w:val="17"/>
-        </w:rPr>
-        <w:t>[1, 2, 3, 4, 5]</w:t>
-      </w:r>
-      <w:r>
-        <w:rPr>
-          <w:b w:val="0"/>
-          <w:i w:val="0"/>
-          <w:strike w:val="0"/>
-          <w:color w:val="000000"/>
-        </w:rPr>
-        <w:t xml:space="preserve"> 배열을 </w:t>
-      </w:r>
-      <w:r>
-        <w:rPr>
-          <w:rFonts w:ascii="Consolas" w:hAnsi="Consolas"/>
-          <w:b w:val="0"/>
-          <w:i w:val="0"/>
-          <w:strike w:val="0"/>
-          <w:color w:val="000000"/>
-          <w:sz w:val="17"/>
-        </w:rPr>
-        <w:t>map</w:t>
-      </w:r>
-      <w:r>
-        <w:rPr>
-          <w:b w:val="0"/>
-          <w:i w:val="0"/>
-          <w:strike w:val="0"/>
-          <w:color w:val="000000"/>
-        </w:rPr>
-        <w:t xml:space="preserve">으로 돌려 다섯 개를 찍어 냅니다. 각 버튼은 자기 번호 </w:t>
-      </w:r>
-      <w:r>
-        <w:rPr>
-          <w:rFonts w:ascii="Consolas" w:hAnsi="Consolas"/>
-          <w:b w:val="0"/>
-          <w:i w:val="0"/>
-          <w:strike w:val="0"/>
-          <w:color w:val="000000"/>
-          <w:sz w:val="17"/>
-        </w:rPr>
-        <w:t>n</w:t>
-      </w:r>
-      <w:r>
-        <w:rPr>
-          <w:b w:val="0"/>
-          <w:i w:val="0"/>
-          <w:strike w:val="0"/>
-          <w:color w:val="000000"/>
-        </w:rPr>
-        <w:t xml:space="preserve">을 알고 있고, </w:t>
-      </w:r>
-      <w:r>
-        <w:rPr>
-          <w:rFonts w:ascii="Consolas" w:hAnsi="Consolas"/>
-          <w:b w:val="0"/>
-          <w:i w:val="0"/>
-          <w:strike w:val="0"/>
-          <w:color w:val="000000"/>
-          <w:sz w:val="17"/>
-        </w:rPr>
-        <w:t>n &lt;= place.rating</w:t>
-      </w:r>
-      <w:r>
-        <w:rPr>
-          <w:b w:val="0"/>
-          <w:i w:val="0"/>
-          <w:strike w:val="0"/>
-          <w:color w:val="000000"/>
-        </w:rPr>
-        <w:t xml:space="preserve">이면, 그러니까 자기 번호가 현재 별점 이하이면 </w:t>
-      </w:r>
-      <w:r>
-        <w:rPr>
-          <w:rFonts w:ascii="Consolas" w:hAnsi="Consolas"/>
-          <w:b w:val="0"/>
-          <w:i w:val="0"/>
-          <w:strike w:val="0"/>
-          <w:color w:val="000000"/>
-          <w:sz w:val="17"/>
-        </w:rPr>
-        <w:t>on</w:t>
-      </w:r>
-      <w:r>
-        <w:rPr>
-          <w:b w:val="0"/>
-          <w:i w:val="0"/>
-          <w:strike w:val="0"/>
-          <w:color w:val="000000"/>
-        </w:rPr>
-        <w:t xml:space="preserve"> 클래스를 답니다. 별점이 3이면 1·2·3번 별에만 </w:t>
-      </w:r>
-      <w:r>
-        <w:rPr>
-          <w:rFonts w:ascii="Consolas" w:hAnsi="Consolas"/>
-          <w:b w:val="0"/>
-          <w:i w:val="0"/>
-          <w:strike w:val="0"/>
-          <w:color w:val="000000"/>
-          <w:sz w:val="17"/>
-        </w:rPr>
-        <w:t>on</w:t>
-      </w:r>
-      <w:r>
-        <w:rPr>
-          <w:b w:val="0"/>
-          <w:i w:val="0"/>
-          <w:strike w:val="0"/>
-          <w:color w:val="000000"/>
-        </w:rPr>
-        <w:t xml:space="preserve">이 붙어 노랗게 빛나는 것이죠. </w:t>
-      </w:r>
-      <w:r>
-        <w:rPr>
-          <w:rFonts w:ascii="Consolas" w:hAnsi="Consolas"/>
-          <w:b w:val="0"/>
-          <w:i w:val="0"/>
-          <w:strike w:val="0"/>
-          <w:color w:val="000000"/>
-          <w:sz w:val="17"/>
-        </w:rPr>
-        <w:t>place.rating || 0</w:t>
-      </w:r>
-      <w:r>
-        <w:rPr>
-          <w:b w:val="0"/>
-          <w:i w:val="0"/>
-          <w:strike w:val="0"/>
-          <w:color w:val="000000"/>
-        </w:rPr>
-        <w:t>은 별점이 아직 없는(=</w:t>
-      </w:r>
-      <w:r>
-        <w:rPr>
-          <w:rFonts w:ascii="Consolas" w:hAnsi="Consolas"/>
-          <w:b w:val="0"/>
-          <w:i w:val="0"/>
-          <w:strike w:val="0"/>
-          <w:color w:val="000000"/>
-          <w:sz w:val="17"/>
-        </w:rPr>
-        <w:t>undefined</w:t>
-      </w:r>
-      <w:r>
-        <w:rPr>
-          <w:b w:val="0"/>
-          <w:i w:val="0"/>
-          <w:strike w:val="0"/>
-          <w:color w:val="000000"/>
-        </w:rPr>
-        <w:t>) 장소를 0점으로 취급하는 안전장치입니다. 삼항 연산자</w:t>
-      </w:r>
       <w:hyperlink r:id="rId12">
         <w:r>
           <w:rPr>
@@ -1280,10 +1100,222 @@
       </w:hyperlink>
       <w:r>
         <w:rPr>
-          <w:b w:val="0"/>
-          <w:i w:val="0"/>
-          <w:strike w:val="0"/>
-          <w:color w:val="000000"/>
+          <w:rFonts w:ascii="Consolas" w:hAnsi="Consolas"/>
+          <w:b w:val="0"/>
+          <w:i w:val="0"/>
+          <w:color w:val="000000"/>
+          <w:sz w:val="17"/>
+        </w:rPr>
+        <w:t>&lt;button class="star"&gt;★&lt;/button&gt;</w:t>
+      </w:r>
+      <w:r>
+        <w:rPr>
+          <w:rFonts w:ascii="Segoe UI Emoji" w:hAnsi="Segoe UI Emoji"/>
+          <w:b w:val="0"/>
+          <w:i w:val="0"/>
+          <w:color w:val="000000"/>
+          <w:sz w:val="17"/>
+        </w:rPr>
+        <w:t xml:space="preserve">를 다섯 번 복사해 붙이는 대신, </w:t>
+      </w:r>
+      <w:r>
+        <w:rPr>
+          <w:rFonts w:ascii="Consolas" w:hAnsi="Consolas"/>
+          <w:b w:val="0"/>
+          <w:i w:val="0"/>
+          <w:color w:val="000000"/>
+          <w:sz w:val="17"/>
+        </w:rPr>
+        <w:t>[1, 2, 3, 4, 5]</w:t>
+      </w:r>
+      <w:r>
+        <w:rPr>
+          <w:rFonts w:ascii="Segoe UI Emoji" w:hAnsi="Segoe UI Emoji"/>
+          <w:b w:val="0"/>
+          <w:i w:val="0"/>
+          <w:color w:val="000000"/>
+          <w:sz w:val="17"/>
+        </w:rPr>
+        <w:t xml:space="preserve"> 배열을 </w:t>
+      </w:r>
+      <w:r>
+        <w:rPr>
+          <w:rFonts w:ascii="Consolas" w:hAnsi="Consolas"/>
+          <w:b w:val="0"/>
+          <w:i w:val="0"/>
+          <w:color w:val="000000"/>
+          <w:sz w:val="17"/>
+        </w:rPr>
+        <w:t>map</w:t>
+      </w:r>
+      <w:r>
+        <w:rPr>
+          <w:rFonts w:ascii="Segoe UI Emoji" w:hAnsi="Segoe UI Emoji"/>
+          <w:b w:val="0"/>
+          <w:i w:val="0"/>
+          <w:color w:val="000000"/>
+          <w:sz w:val="17"/>
+        </w:rPr>
+        <w:t xml:space="preserve">으로 돌려 다섯 개를 만듭니다. 버튼은 저마다 번호 </w:t>
+      </w:r>
+      <w:r>
+        <w:rPr>
+          <w:rFonts w:ascii="Consolas" w:hAnsi="Consolas"/>
+          <w:b w:val="0"/>
+          <w:i w:val="0"/>
+          <w:color w:val="000000"/>
+          <w:sz w:val="17"/>
+        </w:rPr>
+        <w:t>n</w:t>
+      </w:r>
+      <w:r>
+        <w:rPr>
+          <w:rFonts w:ascii="Segoe UI Emoji" w:hAnsi="Segoe UI Emoji"/>
+          <w:b w:val="0"/>
+          <w:i w:val="0"/>
+          <w:color w:val="000000"/>
+          <w:sz w:val="17"/>
+        </w:rPr>
+        <w:t xml:space="preserve">을 갖습니다. </w:t>
+      </w:r>
+      <w:r>
+        <w:rPr>
+          <w:rFonts w:ascii="Consolas" w:hAnsi="Consolas"/>
+          <w:b w:val="0"/>
+          <w:i w:val="0"/>
+          <w:color w:val="000000"/>
+          <w:sz w:val="17"/>
+        </w:rPr>
+        <w:t>n &lt;= place.rating</w:t>
+      </w:r>
+      <w:r>
+        <w:rPr>
+          <w:rFonts w:ascii="Segoe UI Emoji" w:hAnsi="Segoe UI Emoji"/>
+          <w:b w:val="0"/>
+          <w:i w:val="0"/>
+          <w:color w:val="000000"/>
+          <w:sz w:val="17"/>
+        </w:rPr>
+        <w:t xml:space="preserve">, 곧 자기 번호가 현재 별점 이하이면 </w:t>
+      </w:r>
+      <w:r>
+        <w:rPr>
+          <w:rFonts w:ascii="Consolas" w:hAnsi="Consolas"/>
+          <w:b w:val="0"/>
+          <w:i w:val="0"/>
+          <w:color w:val="000000"/>
+          <w:sz w:val="17"/>
+        </w:rPr>
+        <w:t>on</w:t>
+      </w:r>
+      <w:r>
+        <w:rPr>
+          <w:rFonts w:ascii="Segoe UI Emoji" w:hAnsi="Segoe UI Emoji"/>
+          <w:b w:val="0"/>
+          <w:i w:val="0"/>
+          <w:color w:val="000000"/>
+          <w:sz w:val="17"/>
+        </w:rPr>
+        <w:t xml:space="preserve"> 클래스가 붙습니다. 별점이 3이면 1·2·3번 별에만 </w:t>
+      </w:r>
+      <w:r>
+        <w:rPr>
+          <w:rFonts w:ascii="Consolas" w:hAnsi="Consolas"/>
+          <w:b w:val="0"/>
+          <w:i w:val="0"/>
+          <w:color w:val="000000"/>
+          <w:sz w:val="17"/>
+        </w:rPr>
+        <w:t>on</w:t>
+      </w:r>
+      <w:r>
+        <w:rPr>
+          <w:rFonts w:ascii="Segoe UI Emoji" w:hAnsi="Segoe UI Emoji"/>
+          <w:b w:val="0"/>
+          <w:i w:val="0"/>
+          <w:color w:val="000000"/>
+          <w:sz w:val="17"/>
+        </w:rPr>
+        <w:t xml:space="preserve">이 붙어 노란색이 됩니다. </w:t>
+      </w:r>
+      <w:r>
+        <w:rPr>
+          <w:rFonts w:ascii="Consolas" w:hAnsi="Consolas"/>
+          <w:b w:val="0"/>
+          <w:i w:val="0"/>
+          <w:color w:val="000000"/>
+          <w:sz w:val="17"/>
+        </w:rPr>
+        <w:t>place.rating || 0</w:t>
+      </w:r>
+      <w:r>
+        <w:rPr>
+          <w:rFonts w:ascii="Segoe UI Emoji" w:hAnsi="Segoe UI Emoji"/>
+          <w:b w:val="0"/>
+          <w:i w:val="0"/>
+          <w:color w:val="000000"/>
+          <w:sz w:val="17"/>
+        </w:rPr>
+        <w:t xml:space="preserve">은 </w:t>
+      </w:r>
+      <w:r>
+        <w:rPr>
+          <w:rFonts w:ascii="Consolas" w:hAnsi="Consolas"/>
+          <w:b w:val="0"/>
+          <w:i w:val="0"/>
+          <w:color w:val="000000"/>
+          <w:sz w:val="17"/>
+        </w:rPr>
+        <w:t>rating</w:t>
+      </w:r>
+      <w:r>
+        <w:rPr>
+          <w:rFonts w:ascii="Segoe UI Emoji" w:hAnsi="Segoe UI Emoji"/>
+          <w:b w:val="0"/>
+          <w:i w:val="0"/>
+          <w:color w:val="000000"/>
+          <w:sz w:val="17"/>
+        </w:rPr>
+        <w:t xml:space="preserve">이 </w:t>
+      </w:r>
+      <w:r>
+        <w:rPr>
+          <w:rFonts w:ascii="Consolas" w:hAnsi="Consolas"/>
+          <w:b w:val="0"/>
+          <w:i w:val="0"/>
+          <w:color w:val="000000"/>
+          <w:sz w:val="17"/>
+        </w:rPr>
+        <w:t>undefined</w:t>
+      </w:r>
+      <w:r>
+        <w:rPr>
+          <w:rFonts w:ascii="Segoe UI Emoji" w:hAnsi="Segoe UI Emoji"/>
+          <w:b w:val="0"/>
+          <w:i w:val="0"/>
+          <w:color w:val="000000"/>
+          <w:sz w:val="17"/>
+        </w:rPr>
+        <w:t>인 장소를 0점으로 처리합니다. 삼항 연산자</w:t>
+      </w:r>
+      <w:r>
+        <w:rPr>
+          <w:rFonts w:ascii="Segoe UI Emoji" w:hAnsi="Segoe UI Emoji"/>
+          <w:b w:val="0"/>
+          <w:i w:val="0"/>
+          <w:color w:val="000000"/>
+          <w:sz w:val="17"/>
+          <w:vertAlign w:val="superscript"/>
+        </w:rPr>
+        <w:t>1</w:t>
+      </w:r>
+      <w:r>
+        <w:rPr>
+          <w:rFonts w:ascii="Segoe UI Emoji" w:hAnsi="Segoe UI Emoji"/>
+          <w:b w:val="0"/>
+          <w:i w:val="0"/>
+          <w:color w:val="000000"/>
+          <w:sz w:val="17"/>
         </w:rPr>
         <w:t xml:space="preserve"> </w:t>
       </w:r>
@@ -1292,7 +1324,6 @@
           <w:rFonts w:ascii="Consolas" w:hAnsi="Consolas"/>
           <w:b w:val="0"/>
           <w:i w:val="0"/>
-          <w:strike w:val="0"/>
           <w:color w:val="000000"/>
           <w:sz w:val="17"/>
         </w:rPr>
@@ -1300,12 +1331,13 @@
       </w:r>
       <w:r>
         <w:rPr>
-          <w:b w:val="0"/>
-          <w:i w:val="0"/>
-          <w:strike w:val="0"/>
-          <w:color w:val="000000"/>
-        </w:rPr>
-        <w:t>는 이렇게 클래스 이름을 골라 넣을 때 특히 자주 만나게 됩니다.</w:t>
+          <w:rFonts w:ascii="Segoe UI Emoji" w:hAnsi="Segoe UI Emoji"/>
+          <w:b w:val="0"/>
+          <w:i w:val="0"/>
+          <w:color w:val="000000"/>
+          <w:sz w:val="17"/>
+        </w:rPr>
+        <w:t>는 이렇게 클래스 이름을 고를 때 요긴하게 쓸 수 있습니다.</w:t>
       </w:r>
     </w:p>
     <w:p>
@@ -1724,7 +1756,6 @@
         <w:rPr>
           <w:b w:val="0"/>
           <w:i w:val="0"/>
-          <w:strike w:val="0"/>
           <w:color w:val="000000"/>
         </w:rPr>
         <w:t xml:space="preserve">그리고 </w:t>
@@ -1734,7 +1765,6 @@
           <w:rFonts w:ascii="Consolas" w:hAnsi="Consolas"/>
           <w:b w:val="0"/>
           <w:i w:val="0"/>
-          <w:strike w:val="0"/>
           <w:color w:val="000000"/>
           <w:sz w:val="17"/>
         </w:rPr>
@@ -1744,17 +1774,15 @@
         <w:rPr>
           <w:b w:val="0"/>
           <w:i w:val="0"/>
-          <w:strike w:val="0"/>
-          <w:color w:val="000000"/>
-        </w:rPr>
-        <w:t xml:space="preserve">를 앞뒤로 감싼 두 줄, </w:t>
+          <w:color w:val="000000"/>
+        </w:rPr>
+        <w:t xml:space="preserve">를 앞뒤로 감싼 두 줄은 이 방식의 부작용을 처리합니다. </w:t>
       </w:r>
       <w:r>
         <w:rPr>
           <w:rFonts w:ascii="Consolas" w:hAnsi="Consolas"/>
           <w:b w:val="0"/>
           <w:i w:val="0"/>
-          <w:strike w:val="0"/>
           <w:color w:val="000000"/>
           <w:sz w:val="17"/>
         </w:rPr>
@@ -1764,17 +1792,15 @@
         <w:rPr>
           <w:b w:val="0"/>
           <w:i w:val="0"/>
-          <w:strike w:val="0"/>
-          <w:color w:val="000000"/>
-        </w:rPr>
-        <w:t xml:space="preserve">를 보관했다가 되돌려 놓는 코드가 이 방식의 비용을 계산한 흔적입니다. 패널을 통째로 다시 그린다는 것은 textarea도 새로 만든다는 뜻입니다. 만약 메모 칸에 저장 안 한 글을 쓰던 중에 별을 눌렀다면, 새 textarea에는 저장된 옛 메모가 들어가면서 쓰던 글이 증발해 버립니다. 열심히 쓴 후기 세 줄이 별 한 번 눌렀다고 사라진다면 사용자는 배신감을 느끼겠죠. 그래서 다시 그리기 전에 textarea의 현재 값을 </w:t>
+          <w:color w:val="000000"/>
+        </w:rPr>
+        <w:t xml:space="preserve">에 값을 보관했다가 되돌려 놓는 코드입니다. 패널을 전부 다시 그리면 textarea도 새로 생깁니다. 메모 칸에 저장하지 않은 글을 쓰다가 별을 누르면, 새 textarea에 이전 메모가 들어가면서 쓰던 글이 사라질 수 있습니다. 그래서 다시 그리기 전에 textarea의 현재 값을 </w:t>
       </w:r>
       <w:r>
         <w:rPr>
           <w:rFonts w:ascii="Consolas" w:hAnsi="Consolas"/>
           <w:b w:val="0"/>
           <w:i w:val="0"/>
-          <w:strike w:val="0"/>
           <w:color w:val="000000"/>
           <w:sz w:val="17"/>
         </w:rPr>
@@ -1784,10 +1810,9 @@
         <w:rPr>
           <w:b w:val="0"/>
           <w:i w:val="0"/>
-          <w:strike w:val="0"/>
-          <w:color w:val="000000"/>
-        </w:rPr>
-        <w:t xml:space="preserve"> 변수에 피신시켜 두고, 다시 그린 후에 그 값을 새 textarea에 되돌려 놓습니다. 철거 전에 귀중품부터 챙기는 것입니다. "통째로 다시 그리기"의 단순함은 지키면서, 그 부작용만 두 줄로 막은 절충안입니다.</w:t>
+          <w:color w:val="000000"/>
+        </w:rPr>
+        <w:t xml:space="preserve"> 변수에 담아 두고, 다시 그린 뒤에 그 값을 새 textarea에 넣습니다. 전체를 다시 그리는 단순한 구조는 유지하면서 이 부작용만 두 줄로 막았습니다.</w:t>
       </w:r>
     </w:p>
     <w:p>
@@ -1974,17 +1999,15 @@
         <w:rPr>
           <w:b w:val="0"/>
           <w:i w:val="0"/>
-          <w:strike w:val="0"/>
-          <w:color w:val="000000"/>
-        </w:rPr>
-        <w:t xml:space="preserve">"바꾸고 다시 그리기"를 쓰는 화면에서는 입력 중이던 값이 항상 요주의 대상입니다. 우리는 textarea 하나뿐이라 </w:t>
+          <w:color w:val="000000"/>
+        </w:rPr>
+        <w:t xml:space="preserve">바꾸고 다시 그리는 방식을 쓰는 화면에서는 입력 중이던 값을 늘 조심하는 편이 좋습니다. 우리는 textarea 하나뿐이라 </w:t>
       </w:r>
       <w:r>
         <w:rPr>
           <w:rFonts w:ascii="Consolas" w:hAnsi="Consolas"/>
           <w:b w:val="0"/>
           <w:i w:val="0"/>
-          <w:strike w:val="0"/>
           <w:color w:val="000000"/>
           <w:sz w:val="17"/>
         </w:rPr>
@@ -1994,10 +2017,9 @@
         <w:rPr>
           <w:b w:val="0"/>
           <w:i w:val="0"/>
-          <w:strike w:val="0"/>
-          <w:color w:val="000000"/>
-        </w:rPr>
-        <w:t xml:space="preserve"> 두 줄로 끝났지만, 입력칸이 여러 개라면 챙길 짐도 늘어납니다. React 같은 프레임워크가 입력 상태를 별도로 관리하는 이유가 바로 이 문제 때문입니다. AI가 짜 준 "다시 그리기" 코드를 검토할 때는 "다시 그리는 순간 사용자가 쓰던 값이 날아가지 않아?"라고 한 번 물어보는 습관을 들이세요. 연습 문제에서 이 두 줄을 직접 실험해 봅니다.</w:t>
+          <w:color w:val="000000"/>
+        </w:rPr>
+        <w:t xml:space="preserve"> 두 줄로 끝났지만, 입력칸이 여러 개라면 챙길 것도 그만큼 많을 겁니다. React 같은 프레임워크가 입력 상태를 따로 관리하는 이유도 여기에 있습니다. AI가 짜 준 "다시 그리기" 코드를 검토할 때는 "다시 그리는 순간 사용자가 쓰던 값이 날아가지 않아?"라고 한 번 물어보는 습관을 들이세요. 연습 문제에서 이 두 줄을 실험해 봅니다.</w:t>
       </w:r>
     </w:p>
     <w:p>
@@ -2556,12 +2578,7 @@
       </w:pPr>
       <w:r>
         <w:rPr>
-          <w:rFonts w:ascii="Consolas" w:hAnsi="Consolas"/>
-          <w:b w:val="0"/>
-          <w:i w:val="0"/>
-          <w:strike w:val="0"/>
-          <w:color w:val="000000"/>
-          <w:sz w:val="17"/>
+          <w:color w:val="000000"/>
         </w:rPr>
         <w:t>import { openDetail } from './detail.js';</w:t>
         <w:br/>
@@ -2584,7 +2601,7 @@
         <w:t xml:space="preserve">    if (p) {</w:t>
         <w:br/>
         <w:br/>
-        <w:t xml:space="preserve">      focusPlace(p);      // 지도 이동 + 말풍선 (18장)</w:t>
+        <w:t xml:space="preserve">      focusPlace(p);      // 지도 이동 + 말풍선 (22장)</w:t>
         <w:br/>
         <w:br/>
         <w:t xml:space="preserve">      openDetail(id);     // 상세 패널도 함께</w:t>
@@ -2798,10 +2815,9 @@
         <w:rPr>
           <w:b w:val="0"/>
           <w:i w:val="0"/>
-          <w:strike w:val="0"/>
-          <w:color w:val="000000"/>
-        </w:rPr>
-        <w:t>"글씨 좀 굵어지는 게 뭐 어때서?"라고 생각할 수 있습니다. 문제는 태그로 할 수 있는 일이 굵은 글씨 정도가 아니라는 데 있습니다. 이런 이름은 어떨까요.</w:t>
+          <w:color w:val="000000"/>
+        </w:rPr>
+        <w:t>"글씨 좀 굵어지는 게 뭐 어때서?"라고 생각할 수 있습니다. 문제는 그다음에 있습니다. 태그로 할 수 있는 일이 굵은 글씨 정도인 것은 아닙니다. 이런 이름은 어떨까요?</w:t>
       </w:r>
     </w:p>
     <w:p>
@@ -2895,7 +2911,24 @@
           <w:i w:val="0"/>
           <w:color w:val="000000"/>
         </w:rPr>
-        <w:t>가 없었다면, 이 이름을 가진 장소의 상세 패널을 여는 순간 의도하지 않은 경고창이 갑자기 나타나게 될 것입니다. 즉, 장소의 이름을 표시하였을 뿐인데, 제3자가 작성한 코드가 나의 브라우저에서 실행되는 것입니다. 이런 종류의 공격을 크로스 사이트 스크립팅, 약자로 XSS라고 부르며, 우리말로는 교차 사이트 스크립팅[^2]이라고 번역합니다. 이는 웹 환경에서 가장 오래되었으며 동시에 가장 널리 발생하는 보안 공격 방식 중 하나입니다.</w:t>
+        <w:t>가 없었다면, 이 이름을 가진 장소의 상세 패널을 여는 순간 의도하지 않은 경고창이 갑자기 나타나게 될 것입니다. 즉, 장소의 이름을 표시하였을 뿐인데, 제3자가 작성한 코드가 나의 브라우저에서 실행되는 것입니다. 이런 종류의 공격을 크로스 사이트 스크립팅, 약자로 XSS라고 부르며, 우리말로는 교차 사이트 스크립팅</w:t>
+      </w:r>
+      <w:r>
+        <w:rPr>
+          <w:b w:val="0"/>
+          <w:i w:val="0"/>
+          <w:color w:val="000000"/>
+          <w:vertAlign w:val="superscript"/>
+        </w:rPr>
+        <w:t>2</w:t>
+      </w:r>
+      <w:r>
+        <w:rPr>
+          <w:b w:val="0"/>
+          <w:i w:val="0"/>
+          <w:color w:val="000000"/>
+        </w:rPr>
+        <w:t>이라고 번역합니다. 이는 웹 환경에서 가장 오래되었으며 동시에 가장 널리 발생하는 보안 공격 방식 중 하나입니다.</w:t>
       </w:r>
     </w:p>
     <w:p>
@@ -3716,35 +3749,15 @@
         <w:rPr>
           <w:b w:val="0"/>
           <w:i w:val="0"/>
-          <w:strike w:val="0"/>
-          <w:color w:val="000000"/>
-        </w:rPr>
-        <w:t xml:space="preserve">이제 </w:t>
-      </w:r>
-      <w:r>
-        <w:rPr>
-          <w:b w:val="0"/>
-          <w:i w:val="0"/>
-          <w:strike w:val="0"/>
-          <w:color w:val="000000"/>
-        </w:rPr>
-        <w:t>19장</w:t>
-      </w:r>
-      <w:r>
-        <w:rPr>
-          <w:b w:val="0"/>
-          <w:i w:val="0"/>
-          <w:strike w:val="0"/>
-          <w:color w:val="000000"/>
-        </w:rPr>
-        <w:t xml:space="preserve">의 문장을 완성할 수 있습니다. 검색 결과의 </w:t>
+          <w:color w:val="000000"/>
+        </w:rPr>
+        <w:t xml:space="preserve">이제 19장에서 미뤄 둔 이야기를 마무리할 수 있습니다. 검색 결과의 </w:t>
       </w:r>
       <w:r>
         <w:rPr>
           <w:rFonts w:ascii="Consolas" w:hAnsi="Consolas"/>
           <w:b w:val="0"/>
           <w:i w:val="0"/>
-          <w:strike w:val="0"/>
           <w:color w:val="000000"/>
           <w:sz w:val="17"/>
         </w:rPr>
@@ -3754,17 +3767,15 @@
         <w:rPr>
           <w:b w:val="0"/>
           <w:i w:val="0"/>
-          <w:strike w:val="0"/>
-          <w:color w:val="000000"/>
-        </w:rPr>
-        <w:t xml:space="preserve">에, 상세 패널의 </w:t>
+          <w:color w:val="000000"/>
+        </w:rPr>
+        <w:t xml:space="preserve">, 상세 패널의 </w:t>
       </w:r>
       <w:r>
         <w:rPr>
           <w:rFonts w:ascii="Consolas" w:hAnsi="Consolas"/>
           <w:b w:val="0"/>
           <w:i w:val="0"/>
-          <w:strike w:val="0"/>
           <w:color w:val="000000"/>
           <w:sz w:val="17"/>
         </w:rPr>
@@ -3774,7 +3785,6 @@
         <w:rPr>
           <w:b w:val="0"/>
           <w:i w:val="0"/>
-          <w:strike w:val="0"/>
           <w:color w:val="000000"/>
         </w:rPr>
         <w:t xml:space="preserve">과 </w:t>
@@ -3784,7 +3794,6 @@
           <w:rFonts w:ascii="Consolas" w:hAnsi="Consolas"/>
           <w:b w:val="0"/>
           <w:i w:val="0"/>
-          <w:strike w:val="0"/>
           <w:color w:val="000000"/>
           <w:sz w:val="17"/>
         </w:rPr>
@@ -3794,35 +3803,15 @@
         <w:rPr>
           <w:b w:val="0"/>
           <w:i w:val="0"/>
-          <w:strike w:val="0"/>
-          <w:color w:val="000000"/>
-        </w:rPr>
-        <w:t xml:space="preserve">에, </w:t>
-      </w:r>
-      <w:r>
-        <w:rPr>
-          <w:b w:val="0"/>
-          <w:i w:val="0"/>
-          <w:strike w:val="0"/>
-          <w:color w:val="000000"/>
-        </w:rPr>
-        <w:t>17장</w:t>
-      </w:r>
-      <w:r>
-        <w:rPr>
-          <w:b w:val="0"/>
-          <w:i w:val="0"/>
-          <w:strike w:val="0"/>
-          <w:color w:val="000000"/>
-        </w:rPr>
-        <w:t xml:space="preserve"> 말풍선의 이름에 — 외부에서 온 문자열이 </w:t>
+          <w:color w:val="000000"/>
+        </w:rPr>
+        <w:t xml:space="preserve">, 17장 말풍선의 이름이 그 길목입니다. 외부에서 온 문자열이 </w:t>
       </w:r>
       <w:r>
         <w:rPr>
           <w:rFonts w:ascii="Consolas" w:hAnsi="Consolas"/>
           <w:b w:val="0"/>
           <w:i w:val="0"/>
-          <w:strike w:val="0"/>
           <w:color w:val="000000"/>
           <w:sz w:val="17"/>
         </w:rPr>
@@ -3832,17 +3821,15 @@
         <w:rPr>
           <w:b w:val="0"/>
           <w:i w:val="0"/>
-          <w:strike w:val="0"/>
-          <w:color w:val="000000"/>
-        </w:rPr>
-        <w:t xml:space="preserve">을 통과하는 모든 길목에 우리 앱은 이미 이 방패를 세워 뒀습니다. 여러분이 아까 </w:t>
+          <w:color w:val="000000"/>
+        </w:rPr>
+        <w:t xml:space="preserve">을 통과하는 곳마다 우리 앱은 이미 이 함수를 세워 뒀습니다. 앞에서 </w:t>
       </w:r>
       <w:r>
         <w:rPr>
           <w:rFonts w:ascii="Consolas" w:hAnsi="Consolas"/>
           <w:b w:val="0"/>
           <w:i w:val="0"/>
-          <w:strike w:val="0"/>
           <w:color w:val="000000"/>
           <w:sz w:val="17"/>
         </w:rPr>
@@ -3852,10 +3839,9 @@
         <w:rPr>
           <w:b w:val="0"/>
           <w:i w:val="0"/>
-          <w:strike w:val="0"/>
-          <w:color w:val="000000"/>
-        </w:rPr>
-        <w:t>을 넣었을 때 태그가 글자 그대로 보인 이유입니다.</w:t>
+          <w:color w:val="000000"/>
+        </w:rPr>
+        <w:t>을 넣었을 때 태그가 글자 그대로 보인 이유도 여기에 있습니다.</w:t>
       </w:r>
     </w:p>
     <w:p>
@@ -4117,34 +4103,8 @@
         <w:ind w:left="259"/>
       </w:pPr>
       <w:r>
-        <w:t xml:space="preserve">3. </w:t>
-      </w:r>
-      <w:r>
-        <w:rPr>
-          <w:b w:val="0"/>
-          <w:i w:val="0"/>
-          <w:strike w:val="0"/>
-          <w:color w:val="000000"/>
-        </w:rPr>
-        <w:t>메모를 적고 저장 — "저장했습니다." 토스트가 뜹니다. 새로고침해도 메모가 남아 있는지 꼭 확인하세요(</w:t>
-      </w:r>
-      <w:r>
-        <w:rPr>
-          <w:b w:val="0"/>
-          <w:i w:val="0"/>
-          <w:strike w:val="0"/>
-          <w:color w:val="000000"/>
-        </w:rPr>
-        <w:t>21장</w:t>
-      </w:r>
-      <w:r>
-        <w:rPr>
-          <w:b w:val="0"/>
-          <w:i w:val="0"/>
-          <w:strike w:val="0"/>
-          <w:color w:val="000000"/>
-        </w:rPr>
-        <w:t>의 localStorage가 일하고 있다는 증거입니다).</w:t>
+        <w:rPr/>
+        <w:t>3. 메모를 적고 저장 — "저장했습니다." 토스트가 뜹니다. 새로고침해도 메모가 남아 있는지 꼭 확인하세요(25장의 localStorage가 일하고 있다는 증거입니다).</w:t>
       </w:r>
     </w:p>
     <w:p>
@@ -5302,37 +5262,9 @@
         <w:rPr>
           <w:b/>
           <w:i w:val="0"/>
-          <w:strike w:val="0"/>
-          <w:color w:val="000000"/>
-        </w:rPr>
-        <w:t>다음 장 예고</w:t>
-      </w:r>
-      <w:r>
-        <w:rPr>
-          <w:b w:val="0"/>
-          <w:i w:val="0"/>
-          <w:strike w:val="0"/>
-          <w:color w:val="000000"/>
-        </w:rPr>
-        <w:t xml:space="preserve"> — 지도의 기본기가 완성됐으니 4부에서는 한 단계 더 나아갑니다. </w:t>
-      </w:r>
-      <w:r>
-        <w:rPr>
-          <w:b w:val="0"/>
-          <w:i w:val="0"/>
-          <w:strike w:val="0"/>
-          <w:color w:val="000000"/>
-        </w:rPr>
-        <w:t>24장</w:t>
-      </w:r>
-      <w:r>
-        <w:rPr>
-          <w:b w:val="0"/>
-          <w:i w:val="0"/>
-          <w:strike w:val="0"/>
-          <w:color w:val="000000"/>
-        </w:rPr>
-        <w:t>에서는 내 위치 표시 기능을 답니다. 브라우저의 Geolocation API로 현재 위치를 얻어 파란 점으로 표시하고, 위치 권한을 물어보는 프롬프트를 다루는 법, 그리고 이 기능이 https와 localhost에서만 동작하는 이유까지 배웁니다. "지금 내 주변의 저장된 맛집"을 찾는 지도가 됩니다.</w:t>
+          <w:color w:val="000000"/>
+        </w:rPr>
+        <w:t>다음 장 예고 — 지도의 기본기가 완성됐으니 4부에서는 한 단계 더 나아갑니다. 28장에서는 내 위치 표시 기능을 답니다. 브라우저의 Geolocation API로 현재 위치를 얻어 파란 점으로 표시하고, 위치 권한을 물어보는 프롬프트를 다루는 법, 그리고 이 기능이 https와 localhost에서만 동작하는 이유까지 배웁니다. "지금 내 주변의 저장된 맛집"을 찾는 지도가 됩니다.</w:t>
       </w:r>
     </w:p>
     <w:p>

--- a/최종교재/23장_상세_패널.docx
+++ b/최종교재/23장_상세_패널.docx
@@ -511,30 +511,9 @@
         <w:rPr>
           <w:b w:val="0"/>
           <w:i w:val="0"/>
-          <w:strike w:val="0"/>
-          <w:color w:val="000000"/>
-        </w:rPr>
-        <w:t xml:space="preserve">index.html의 지도 영역 안에 상세 패널 그릇을 추가해줘. </w:t>
-      </w:r>
-      <w:r>
-        <w:rPr>
-          <w:rFonts w:ascii="Consolas" w:hAnsi="Consolas"/>
-          <w:b w:val="0"/>
-          <w:i w:val="0"/>
-          <w:strike w:val="0"/>
-          <w:color w:val="000000"/>
-          <w:sz w:val="17"/>
-        </w:rPr>
-        <w:t>&lt;section id="detail-panel" hidden&gt;&lt;/section&gt;</w:t>
-      </w:r>
-      <w:r>
-        <w:rPr>
-          <w:b w:val="0"/>
-          <w:i w:val="0"/>
-          <w:strike w:val="0"/>
-          <w:color w:val="000000"/>
-        </w:rPr>
-        <w:t xml:space="preserve"> 하나면 되고 내용은 자바스크립트로 채울 거야. style.css에는 지도 오른쪽 위(right/top 12px)에 뜨는 폭 280px 흰색 카드로 스타일을 잡아줘. 둥근 모서리와 그림자로 말풍선·다이얼로그와 톤을 맞춰줘.</w:t>
+          <w:color w:val="000000"/>
+        </w:rPr>
+        <w:t>지도 화면 내의 오른쪽 상단 부분에 장소의 상세 정보를 보여줄 창을 표시하기 위한 틀을 index.html 파일에 추가하여 주십시오. 스타일은 지도 오른쪽 위에 일정 크기의 흰색 카드 형태로 나타나도록 지정하고, 모서리를 둥글게 처리하며 그림자 효과를 적용하여 정보 창과 디자인상의 통일감을 갖추도록 하여 주십시오. 내용은 자바스크립트를 통해 동적으로 채울 것이므로 본문 부분은 비워둔 채 숨겨진 상태로 두어 주십시오.</w:t>
       </w:r>
     </w:p>
     <w:p>
@@ -852,10 +831,9 @@
         <w:rPr>
           <w:b w:val="0"/>
           <w:i w:val="0"/>
-          <w:strike w:val="0"/>
-          <w:color w:val="000000"/>
-        </w:rPr>
-        <w:t>src/detail.js를 새로 만들어줘. openDetail(id)과 closeDetail을 export하고, openDetail은 store.get(id)으로 장소를 찾아 #detail-panel 안에 카테고리 이모지+이름 머리글(닫기 × 버튼 포함), 별 버튼 5개(현재 별점만큼 on 클래스), 메모 textarea, 저장/삭제 버튼을 그려줘. 별을 누르면 store.update로 rating을 바꾸고, 저장은 memo를 update하고 toast를 띄우고, 삭제는 confirm으로 물어본 뒤 store.remove 해줘. 이름과 메모는 mapView.js의 escapeHtml로 감싸줘. 그리고 main.js에서 마커 클릭과 사이드바 목록 클릭이 openDetail을 부르게 연결해줘.</w:t>
+          <w:color w:val="000000"/>
+        </w:rPr>
+        <w:t>장소의 상세 정보를 보여주는 전용 파일 src/detail.js를 새로 생성하여 주십시오. 식별자를 전달받아 해당 장소의 상세 정보를 화면에 표시하는 함수와 정보 창을 닫는 함수를 작성하여 내보내십시오. 상세 정보 창에는 장소 분류와 이름이 표시되는 제목 부분, 별점을 변경할 수 있는 별점 선택 부분, 메모를 입력하거나 수정할 수 있는 입력창, 그리고 변경 내용을 저장하거나 해당 장소 정보를 삭제하는 버튼을 배치하여 주십시오. 별점을 클릭하면 즉시 해당 점수로 정보를 수정하고, 메모 내용을 변경한 뒤 저장 버튼을 누르면 변경 사항을 저장하고 완료 알림을 표시하도록 하십시오. 삭제 버튼을 누르면 정말 삭제할 것인지 다시 한번 확인한 뒤에 최종적으로 삭제 처리하도록 하여 주십시오. 이름과 메모 내용은 외부에서 입력받은 내용이므로 반드시 이스케이프 처리하여 표시하고, 마지막으로 지도의 마커를 클릭하거나 사이드바 목록에서 장소를 선택하였을 때 이 상세 정보 창이 열리도록 연결하여 주십시오.</w:t>
       </w:r>
     </w:p>
     <w:p>
@@ -1061,10 +1039,9 @@
         <w:rPr>
           <w:b w:val="0"/>
           <w:i w:val="0"/>
-          <w:strike w:val="0"/>
-          <w:color w:val="000000"/>
-        </w:rPr>
-        <w:t>가장 재미있는 줄은 별점입니다.</w:t>
+          <w:color w:val="000000"/>
+        </w:rPr>
+        <w:t>이제 별점을 그려주는 코드 부분을 자세히 살펴보겠습니다.</w:t>
       </w:r>
     </w:p>
     <w:p>
@@ -1343,57 +1320,11 @@
     <w:p>
       <w:r>
         <w:rPr>
-          <w:rFonts w:ascii="Consolas" w:hAnsi="Consolas"/>
-          <w:b w:val="0"/>
-          <w:i w:val="0"/>
-          <w:color w:val="000000"/>
-          <w:sz w:val="17"/>
-        </w:rPr>
-        <w:t>data-n="${n}"</w:t>
-      </w:r>
-      <w:r>
-        <w:rPr>
-          <w:b w:val="0"/>
-          <w:i w:val="0"/>
-          <w:color w:val="000000"/>
-        </w:rPr>
-        <w:t xml:space="preserve"> 부분의 코드 역시 이전에 보았던 방식과 매우 유사합니다. 이는 19장에서 검색 결과를 표시할 때 사용하였던 </w:t>
-      </w:r>
-      <w:r>
-        <w:rPr>
-          <w:rFonts w:ascii="Consolas" w:hAnsi="Consolas"/>
-          <w:b w:val="0"/>
-          <w:i w:val="0"/>
-          <w:color w:val="000000"/>
-          <w:sz w:val="17"/>
-        </w:rPr>
-        <w:t>data-i</w:t>
-      </w:r>
-      <w:r>
-        <w:rPr>
-          <w:b w:val="0"/>
-          <w:i w:val="0"/>
-          <w:color w:val="000000"/>
-        </w:rPr>
-        <w:t xml:space="preserve"> 요소에 순서 번호를 부여하는 방식과 동일한 형태의 코드입니다. 이렇게 각 요소에 번호를 붙여 두면, 나중에 사용자가 몇 번째 별을 클릭하였는지 쉽게 파악할 수 있기 때문입니다. 그리고 장소의 이름과 메모를 감싸고 있는 </w:t>
-      </w:r>
-      <w:r>
-        <w:rPr>
-          <w:rFonts w:ascii="Consolas" w:hAnsi="Consolas"/>
-          <w:b w:val="0"/>
-          <w:i w:val="0"/>
-          <w:color w:val="000000"/>
-          <w:sz w:val="17"/>
-        </w:rPr>
-        <w:t>escapeHtml</w:t>
-      </w:r>
-      <w:r>
-        <w:rPr>
-          <w:b w:val="0"/>
-          <w:i w:val="0"/>
-          <w:color w:val="000000"/>
-        </w:rPr>
-        <w:t xml:space="preserve"> 요소는 해당 내용에 외부에서 입력한 문자열이 포함될 경우, 특수 문자를 미리 변환하여 처리하는 함수가 적용된 부분이라고만 알고 넘어가시면 됩니다. 이 부분에 대한 자세한 내용은 23.5절에서 해당 함수를 제거하면 어떤 문제가 발생하는지 직접 확인하며 알아보겠습니다.</w:t>
+          <w:b w:val="0"/>
+          <w:i w:val="0"/>
+          <w:color w:val="000000"/>
+        </w:rPr>
+        <w:t>데이터의 순서 번호를 저장하는 부분의 코드 역시 이전 장에서 보셨던 방식과 매우 유사합니다. 이는 23장에서 검색 결과를 표시할 때 각 항목에 순서 번호를 표시하기 위해 사용했던 방식과 동일한 형태입니다. 이렇게 미리 번호를 부여해 두면, 이후 사용자가 몇 번째 별점을 클릭하였는지 쉽게 파악할 수 있기 때문입니다. 그리고 장소 이름과 메모 내용을 감싸고 있는 함수는, 외부에서 입력한 문자열이 포함될 경우 특수 문자를 미리 변환하여 안전하게 표시해주는 역할을 한다고만 알고 넘어가시면 충분합니다. 이 부분의 중요성에 대해서는 이후 별도의 절에서 해당 기능을 제거해 보며 어떤 문제가 발생하는지 직접 확인하는 방식으로 알아보도록 하겠습니다.</w:t>
       </w:r>
     </w:p>
     <w:p>
